--- a/Baseline_Documento/Baseline_SMMyE_V2.docx
+++ b/Baseline_Documento/Baseline_SMMyE_V2.docx
@@ -142,7 +142,7 @@
           <w:sz w:val="22"/>
           <w:szCs w:val="22"/>
         </w:rPr>
-        <w:t xml:space="preserve">Descripción breve</w:t>
+        <w:t xml:space="preserve">Brief description</w:t>
       </w:r>
     </w:p>
     <w:p>
@@ -258,8 +258,18 @@
           <w:sz w:val="22"/>
           <w:szCs w:val="22"/>
         </w:rPr>
-        <w:t xml:space="preserve">Before detailing the individual requirements, this section shows how the system's five modules communicate with one another, and how a regular user and an administrator each move through them. Both actor types authenticate first; from there, a regular (public) user goes directly to real-time monitoring and can consult EcoFlow, while an administrator additionally passes through the Users &amp; Access and Catalog modules to configure the platform before reaching the same monitoring and AI assistant modules. The dashed vertical lines mark the modules both flows share.</w:t>
-      </w:r>
+        <w:t xml:space="preserve">Before detailing the individual requirements, this section shows how the system's five modules communicate with one another, and how a regular user and an administrator each move through them. Both actor types authenticate first; from there, a regular (public) user goes directly to real-time monitoring and can consult EcoFlow, while an administrator additionally passes through the Users &amp; Access and Catalog modules to configure the platform before reaching the same monitoring and AI assistant modules. The dashed vertical lines mark the modules both flows share. Figure 2.1, on the following page, presents this comparison at full size for legibility.</w:t>
+      </w:r>
+    </w:p>
+    <w:p>
+      <w:pPr>
+        <w:sectPr>
+          <w:pgSz w:w="11906" w:h="16838" w:orient="portrait"/>
+          <w:pgMar w:top="1440" w:right="1440" w:bottom="1440" w:left="1440" w:header="708" w:footer="708" w:gutter="0"/>
+          <w:pgNumType/>
+          <w:docGrid w:linePitch="360"/>
+        </w:sectPr>
+      </w:pPr>
     </w:p>
     <w:p>
       <w:pPr>
@@ -269,7 +279,7 @@
       <w:r>
         <w:drawing>
           <wp:inline distT="0" distB="0" distL="0" distR="0">
-            <wp:extent cx="6286500" cy="2800350"/>
+            <wp:extent cx="8763000" cy="3790950"/>
             <wp:effectExtent t="0" r="0" b="0" l="0"/>
             <wp:docPr id="1" name="" descr="" title=""/>
             <wp:cNvGraphicFramePr>
@@ -294,7 +304,7 @@
                   <pic:spPr bwMode="auto">
                     <a:xfrm>
                       <a:off x="0" y="0"/>
-                      <a:ext cx="6286500" cy="2800350"/>
+                      <a:ext cx="8763000" cy="3790950"/>
                     </a:xfrm>
                     <a:prstGeom prst="rect">
                       <a:avLst/>
@@ -317,11 +327,21 @@
           <w:i/>
           <w:iCs/>
           <w:color w:val="5B6770"/>
-          <w:sz w:val="18"/>
-          <w:szCs w:val="18"/>
+          <w:sz w:val="20"/>
+          <w:szCs w:val="20"/>
         </w:rPr>
         <w:t xml:space="preserve">Fig. 2.1. Module communication and user flows (regular user vs. administrator)</w:t>
       </w:r>
+    </w:p>
+    <w:p>
+      <w:pPr>
+        <w:sectPr>
+          <w:pgSz w:w="15840" w:h="12240" w:orient="landscape"/>
+          <w:pgMar w:top="863" w:right="863" w:bottom="863" w:left="863" w:header="708" w:footer="708" w:gutter="0"/>
+          <w:pgNumType/>
+          <w:docGrid w:linePitch="360"/>
+        </w:sectPr>
+      </w:pPr>
     </w:p>
     <w:p>
       <w:pPr>
@@ -938,13 +958,25 @@
     </w:p>
     <w:p>
       <w:pPr>
+        <w:spacing w:after="160"/>
+      </w:pPr>
+      <w:r>
+        <w:rPr>
+          <w:sz w:val="22"/>
+          <w:szCs w:val="22"/>
+        </w:rPr>
+        <w:t xml:space="preserve">Figure 1.1 below shows the system's five layers, from IoT data acquisition through the REST API and database up to the presentation layer and the conversational AI layer that powers EcoFlow.</w:t>
+      </w:r>
+    </w:p>
+    <w:p>
+      <w:pPr>
         <w:spacing w:after="60" w:before="100"/>
         <w:jc w:val="center"/>
       </w:pPr>
       <w:r>
         <w:drawing>
           <wp:inline distT="0" distB="0" distL="0" distR="0">
-            <wp:extent cx="6477000" cy="3609975"/>
+            <wp:extent cx="5572125" cy="2343150"/>
             <wp:effectExtent t="0" r="0" b="0" l="0"/>
             <wp:docPr id="1" name="" descr="" title=""/>
             <wp:cNvGraphicFramePr>
@@ -969,7 +1001,7 @@
                   <pic:spPr bwMode="auto">
                     <a:xfrm>
                       <a:off x="0" y="0"/>
-                      <a:ext cx="6477000" cy="3609975"/>
+                      <a:ext cx="5572125" cy="2343150"/>
                     </a:xfrm>
                     <a:prstGeom prst="rect">
                       <a:avLst/>
@@ -992,8 +1024,8 @@
           <w:i/>
           <w:iCs/>
           <w:color w:val="5B6770"/>
-          <w:sz w:val="18"/>
-          <w:szCs w:val="18"/>
+          <w:sz w:val="20"/>
+          <w:szCs w:val="20"/>
         </w:rPr>
         <w:t xml:space="preserve">Fig. 1.1. System Architecture</w:t>
       </w:r>
